--- a/public/cv/Edgar_Manchon_CV.docx
+++ b/public/cv/Edgar_Manchon_CV.docx
@@ -53,14 +53,14 @@
                 <w:sz w:val="24"/>
                 <w:szCs w:val="24"/>
               </w:rPr>
-              <w:t xml:space="preserve">Python Backend &amp; AI Developer</w:t>
+              <w:t xml:space="preserve">Python Backend &amp; AI Engineer</w:t>
             </w:r>
           </w:p>
           <w:p>
             <w:pPr>
               <w:spacing w:after="40"/>
             </w:pPr>
-            <w:hyperlink w:history="1" r:id="rIdfz-yfy8va7lalosddibx9">
+            <w:hyperlink w:history="1" r:id="rId6wurmkyhslqzmkixkfh1s">
               <w:r>
                 <w:rPr>
                   <w:rFonts w:ascii="Calibri" w:cs="Calibri" w:eastAsia="Calibri" w:hAnsi="Calibri"/>
@@ -81,7 +81,7 @@
               </w:rPr>
               <w:t xml:space="preserve">   ·   </w:t>
             </w:r>
-            <w:hyperlink w:history="1" r:id="rIdre9vipx0hveayd2daa5ye">
+            <w:hyperlink w:history="1" r:id="rIdzltyj01oyxm9txpzu_j_p">
               <w:r>
                 <w:rPr>
                   <w:rFonts w:ascii="Calibri" w:cs="Calibri" w:eastAsia="Calibri" w:hAnsi="Calibri"/>
@@ -90,7 +90,7 @@
                   <w:szCs w:val="18"/>
                   <w:u w:val="single" w:color="1F6F54"/>
                 </w:rPr>
-                <w:t xml:space="preserve">linkedin.com/in/edgarmanchon</w:t>
+                <w:t xml:space="preserve">edgarmanchon.com</w:t>
               </w:r>
             </w:hyperlink>
             <w:r>
@@ -102,7 +102,7 @@
               </w:rPr>
               <w:t xml:space="preserve">   ·   </w:t>
             </w:r>
-            <w:hyperlink w:history="1" r:id="rIdq0zviw8edruo6u7i7eumn">
+            <w:hyperlink w:history="1" r:id="rId12iwoveb6nwmjsbjjaudo">
               <w:r>
                 <w:rPr>
                   <w:rFonts w:ascii="Calibri" w:cs="Calibri" w:eastAsia="Calibri" w:hAnsi="Calibri"/>
@@ -123,7 +123,7 @@
               </w:rPr>
               <w:t xml:space="preserve">   ·   </w:t>
             </w:r>
-            <w:hyperlink w:history="1" r:id="rId6kapkmrshcqbvoojyramq">
+            <w:hyperlink w:history="1" r:id="rIddii_cslhgdhfugmti2nnd">
               <w:r>
                 <w:rPr>
                   <w:rFonts w:ascii="Calibri" w:cs="Calibri" w:eastAsia="Calibri" w:hAnsi="Calibri"/>
@@ -132,7 +132,7 @@
                   <w:szCs w:val="18"/>
                   <w:u w:val="single" w:color="1F6F54"/>
                 </w:rPr>
-                <w:t xml:space="preserve">edgarmanchon.com</w:t>
+                <w:t xml:space="preserve">linkedin.com/in/edgarmanchon</w:t>
               </w:r>
             </w:hyperlink>
           </w:p>
@@ -147,7 +147,7 @@
                 <w:sz w:val="18"/>
                 <w:szCs w:val="18"/>
               </w:rPr>
-              <w:t xml:space="preserve">Santander, Cantabria (España) · Disponibilidad inmediata · Abierto a presencial en Cantabria o remoto en toda España</w:t>
+              <w:t xml:space="preserve">Santander, Cantabria (España) · Disponible para presencial o remoto</w:t>
             </w:r>
           </w:p>
         </w:tc>
@@ -243,7 +243,7 @@
           <w:sz w:val="20"/>
           <w:szCs w:val="20"/>
         </w:rPr>
-        <w:t xml:space="preserve">Desarrollador backend autodidacta en transición desde el sector servicios hacia el desarrollo de software. Construyo APIs, pipelines RAG, agentes de IA y automatizaciones con Python, FastAPI, TypeScript y modelos de lenguaje (LLMs). Aprendo publicando código real: más de 40 repositorios públicos y 6 productos completos, desde MVP hasta despliegue. Busco incorporarme a un equipo como Python Backend, AI Integration o Automation Developer.</w:t>
+        <w:t xml:space="preserve">Desarrollador Backend y especialista en integración de IA, con sólida capacidad práctica en la construcción de APIs REST asíncronas, pipelines RAG optimizados y arquitecturas de agentes autónomos. Experiencia en el ciclo completo de desarrollo: diseño de arquitectura y bases de datos relacionales/vectoriales, y despliegue de productos con tareas en segundo plano y control de concurrencia. Código limpio, modular y mantenible, respaldado por más de 40 repositorios públicos e iteración continua.</w:t>
       </w:r>
     </w:p>
     <w:p>
@@ -263,7 +263,7 @@
           <w:sz w:val="20"/>
           <w:szCs w:val="20"/>
         </w:rPr>
-        <w:t xml:space="preserve">STACK TÉCNICO</w:t>
+        <w:t xml:space="preserve">TECNOLOGÍAS Y COMPETENCIAS</w:t>
       </w:r>
     </w:p>
     <w:p>
@@ -279,16 +279,16 @@
           <w:sz w:val="19"/>
           <w:szCs w:val="19"/>
         </w:rPr>
-        <w:t xml:space="preserve">Lenguajes: </w:t>
-      </w:r>
-      <w:r>
-        <w:rPr>
-          <w:rFonts w:ascii="Calibri" w:cs="Calibri" w:eastAsia="Calibri" w:hAnsi="Calibri"/>
-          <w:color w:val="555555"/>
-          <w:sz w:val="19"/>
-          <w:szCs w:val="19"/>
-        </w:rPr>
-        <w:t xml:space="preserve">Python, TypeScript, JavaScript, SQL</w:t>
+        <w:t xml:space="preserve">Lenguajes &amp; Backend: </w:t>
+      </w:r>
+      <w:r>
+        <w:rPr>
+          <w:rFonts w:ascii="Calibri" w:cs="Calibri" w:eastAsia="Calibri" w:hAnsi="Calibri"/>
+          <w:color w:val="555555"/>
+          <w:sz w:val="19"/>
+          <w:szCs w:val="19"/>
+        </w:rPr>
+        <w:t xml:space="preserve">Python, TypeScript, JavaScript, SQL, FastAPI, Flask, Node.js, APIs RESTful asíncronas, Celery.</w:t>
       </w:r>
     </w:p>
     <w:p>
@@ -304,16 +304,16 @@
           <w:sz w:val="19"/>
           <w:szCs w:val="19"/>
         </w:rPr>
-        <w:t xml:space="preserve">Backend: </w:t>
-      </w:r>
-      <w:r>
-        <w:rPr>
-          <w:rFonts w:ascii="Calibri" w:cs="Calibri" w:eastAsia="Calibri" w:hAnsi="Calibri"/>
-          <w:color w:val="555555"/>
-          <w:sz w:val="19"/>
-          <w:szCs w:val="19"/>
-        </w:rPr>
-        <w:t xml:space="preserve">FastAPI, Flask, Node.js, APIs REST asíncronas, Celery</w:t>
+        <w:t xml:space="preserve">IA &amp; LLMs: </w:t>
+      </w:r>
+      <w:r>
+        <w:rPr>
+          <w:rFonts w:ascii="Calibri" w:cs="Calibri" w:eastAsia="Calibri" w:hAnsi="Calibri"/>
+          <w:color w:val="555555"/>
+          <w:sz w:val="19"/>
+          <w:szCs w:val="19"/>
+        </w:rPr>
+        <w:t xml:space="preserve">Pipelines RAG (Retrieval-Augmented Generation), Embeddings, Búsqueda Híbrida, Búsqueda Vectorial (pgvector), Tool Calling, Agentes Autónomos y Multiagente, OpenAI API, DeepSeek, Claude Code.</w:t>
       </w:r>
     </w:p>
     <w:p>
@@ -329,16 +329,16 @@
           <w:sz w:val="19"/>
           <w:szCs w:val="19"/>
         </w:rPr>
-        <w:t xml:space="preserve">IA / LLMs: </w:t>
-      </w:r>
-      <w:r>
-        <w:rPr>
-          <w:rFonts w:ascii="Calibri" w:cs="Calibri" w:eastAsia="Calibri" w:hAnsi="Calibri"/>
-          <w:color w:val="555555"/>
-          <w:sz w:val="19"/>
-          <w:szCs w:val="19"/>
-        </w:rPr>
-        <w:t xml:space="preserve">RAG, embeddings, búsqueda híbrida, pgvector, tool calling, agentes autónomos y multiagente, OpenAI API, DeepSeek, Claude Code</w:t>
+        <w:t xml:space="preserve">Bases de Datos &amp; Caché: </w:t>
+      </w:r>
+      <w:r>
+        <w:rPr>
+          <w:rFonts w:ascii="Calibri" w:cs="Calibri" w:eastAsia="Calibri" w:hAnsi="Calibri"/>
+          <w:color w:val="555555"/>
+          <w:sz w:val="19"/>
+          <w:szCs w:val="19"/>
+        </w:rPr>
+        <w:t xml:space="preserve">PostgreSQL, Supabase, Redis, MongoDB, IndexedDB (Dexie.js).</w:t>
       </w:r>
     </w:p>
     <w:p>
@@ -354,16 +354,16 @@
           <w:sz w:val="19"/>
           <w:szCs w:val="19"/>
         </w:rPr>
-        <w:t xml:space="preserve">Frontend: </w:t>
-      </w:r>
-      <w:r>
-        <w:rPr>
-          <w:rFonts w:ascii="Calibri" w:cs="Calibri" w:eastAsia="Calibri" w:hAnsi="Calibri"/>
-          <w:color w:val="555555"/>
-          <w:sz w:val="19"/>
-          <w:szCs w:val="19"/>
-        </w:rPr>
-        <w:t xml:space="preserve">Next.js 14, React 19, Tailwind CSS, PWA / offline-first</w:t>
+        <w:t xml:space="preserve">Frontend &amp; Mobile: </w:t>
+      </w:r>
+      <w:r>
+        <w:rPr>
+          <w:rFonts w:ascii="Calibri" w:cs="Calibri" w:eastAsia="Calibri" w:hAnsi="Calibri"/>
+          <w:color w:val="555555"/>
+          <w:sz w:val="19"/>
+          <w:szCs w:val="19"/>
+        </w:rPr>
+        <w:t xml:space="preserve">Next.js (14+), React (19), Tailwind CSS, PWA (Progressive Web Apps / Offline-First).</w:t>
       </w:r>
     </w:p>
     <w:p>
@@ -379,66 +379,16 @@
           <w:sz w:val="19"/>
           <w:szCs w:val="19"/>
         </w:rPr>
-        <w:t xml:space="preserve">Datos: </w:t>
-      </w:r>
-      <w:r>
-        <w:rPr>
-          <w:rFonts w:ascii="Calibri" w:cs="Calibri" w:eastAsia="Calibri" w:hAnsi="Calibri"/>
-          <w:color w:val="555555"/>
-          <w:sz w:val="19"/>
-          <w:szCs w:val="19"/>
-        </w:rPr>
-        <w:t xml:space="preserve">PostgreSQL, MongoDB, Redis, Supabase, IndexedDB (Dexie.js)</w:t>
-      </w:r>
-    </w:p>
-    <w:p>
-      <w:pPr>
-        <w:spacing w:after="60"/>
-      </w:pPr>
-      <w:r>
-        <w:rPr>
-          <w:rFonts w:ascii="Calibri" w:cs="Calibri" w:eastAsia="Calibri" w:hAnsi="Calibri"/>
-          <w:b/>
-          <w:bCs/>
-          <w:color w:val="1A1A1A"/>
-          <w:sz w:val="19"/>
-          <w:szCs w:val="19"/>
-        </w:rPr>
-        <w:t xml:space="preserve">Automatización: </w:t>
-      </w:r>
-      <w:r>
-        <w:rPr>
-          <w:rFonts w:ascii="Calibri" w:cs="Calibri" w:eastAsia="Calibri" w:hAnsi="Calibri"/>
-          <w:color w:val="555555"/>
-          <w:sz w:val="19"/>
-          <w:szCs w:val="19"/>
-        </w:rPr>
-        <w:t xml:space="preserve">n8n, Make, Crawl4AI</w:t>
-      </w:r>
-    </w:p>
-    <w:p>
-      <w:pPr>
-        <w:spacing w:after="60"/>
-      </w:pPr>
-      <w:r>
-        <w:rPr>
-          <w:rFonts w:ascii="Calibri" w:cs="Calibri" w:eastAsia="Calibri" w:hAnsi="Calibri"/>
-          <w:b/>
-          <w:bCs/>
-          <w:color w:val="1A1A1A"/>
-          <w:sz w:val="19"/>
-          <w:szCs w:val="19"/>
-        </w:rPr>
-        <w:t xml:space="preserve">DevOps y otros: </w:t>
-      </w:r>
-      <w:r>
-        <w:rPr>
-          <w:rFonts w:ascii="Calibri" w:cs="Calibri" w:eastAsia="Calibri" w:hAnsi="Calibri"/>
-          <w:color w:val="555555"/>
-          <w:sz w:val="19"/>
-          <w:szCs w:val="19"/>
-        </w:rPr>
-        <w:t xml:space="preserve">Git, GitHub Actions, Docker, Stripe, Resend</w:t>
+        <w:t xml:space="preserve">Automatización, DevOps &amp; Herramientas: </w:t>
+      </w:r>
+      <w:r>
+        <w:rPr>
+          <w:rFonts w:ascii="Calibri" w:cs="Calibri" w:eastAsia="Calibri" w:hAnsi="Calibri"/>
+          <w:color w:val="555555"/>
+          <w:sz w:val="19"/>
+          <w:szCs w:val="19"/>
+        </w:rPr>
+        <w:t xml:space="preserve">n8n, Make, Crawl4AI, Docker, Git, GitHub Actions (CI/CD), Stripe, Resend.</w:t>
       </w:r>
     </w:p>
     <w:p>
@@ -458,12 +408,12 @@
           <w:sz w:val="20"/>
           <w:szCs w:val="20"/>
         </w:rPr>
-        <w:t xml:space="preserve">PROYECTOS DESTACADOS</w:t>
-      </w:r>
-    </w:p>
-    <w:p>
-      <w:pPr>
-        <w:spacing w:after="40" w:before="160"/>
+        <w:t xml:space="preserve">PROYECTOS DESTACADOS DE INGENIERÍA</w:t>
+      </w:r>
+    </w:p>
+    <w:p>
+      <w:pPr>
+        <w:spacing w:after="20" w:before="140"/>
       </w:pPr>
       <w:r>
         <w:rPr>
@@ -474,7 +424,7 @@
           <w:sz w:val="21"/>
           <w:szCs w:val="21"/>
         </w:rPr>
-        <w:t xml:space="preserve">gymbro</w:t>
+        <w:t xml:space="preserve">TubeThink</w:t>
       </w:r>
       <w:r>
         <w:rPr>
@@ -483,13 +433,25 @@
           <w:sz w:val="20"/>
           <w:szCs w:val="20"/>
         </w:rPr>
-        <w:t xml:space="preserve">  —  PWA de entrenamiento inteligente, 100% offline y open source.</w:t>
+        <w:t xml:space="preserve">  —  Base de Conocimiento IA sobre Vídeos Técnicos (RAG Pipeline)</w:t>
       </w:r>
     </w:p>
     <w:p>
       <w:pPr>
         <w:spacing w:after="40"/>
       </w:pPr>
+      <w:hyperlink w:history="1" r:id="rIdi-cezrvb88y5dcqo28km1">
+        <w:r>
+          <w:rPr>
+            <w:rFonts w:ascii="Calibri" w:cs="Calibri" w:eastAsia="Calibri" w:hAnsi="Calibri"/>
+            <w:color w:val="1F6F54"/>
+            <w:sz w:val="18"/>
+            <w:szCs w:val="18"/>
+            <w:u w:val="single" w:color="1F6F54"/>
+          </w:rPr>
+          <w:t xml:space="preserve">github.com/Edgar-Manuel/tubethink</w:t>
+        </w:r>
+      </w:hyperlink>
       <w:r>
         <w:rPr>
           <w:rFonts w:ascii="Calibri" w:cs="Calibri" w:eastAsia="Calibri" w:hAnsi="Calibri"/>
@@ -499,9 +461,325 @@
           <w:sz w:val="18"/>
           <w:szCs w:val="18"/>
         </w:rPr>
-        <w:t xml:space="preserve">MVP · </w:t>
-      </w:r>
-      <w:hyperlink w:history="1" r:id="rIddspxye8c3zpuexnjivmr6">
+        <w:t xml:space="preserve"> · Python, Flask, PostgreSQL, pgvector, Embeddings, OpenAI API</w:t>
+      </w:r>
+    </w:p>
+    <w:p>
+      <w:pPr>
+        <w:pStyle w:val="ListParagraph"/>
+        <w:numPr>
+          <w:ilvl w:val="0"/>
+          <w:numId w:val="1"/>
+        </w:numPr>
+        <w:spacing w:after="20"/>
+      </w:pPr>
+      <w:r>
+        <w:rPr>
+          <w:rFonts w:ascii="Calibri" w:cs="Calibri" w:eastAsia="Calibri" w:hAnsi="Calibri"/>
+          <w:b/>
+          <w:bCs/>
+          <w:color w:val="1A1A1A"/>
+          <w:sz w:val="19"/>
+          <w:szCs w:val="19"/>
+        </w:rPr>
+        <w:t xml:space="preserve">Arquitectura RAG: </w:t>
+      </w:r>
+      <w:r>
+        <w:rPr>
+          <w:rFonts w:ascii="Calibri" w:cs="Calibri" w:eastAsia="Calibri" w:hAnsi="Calibri"/>
+          <w:color w:val="555555"/>
+          <w:sz w:val="19"/>
+          <w:szCs w:val="19"/>
+        </w:rPr>
+        <w:t xml:space="preserve">diseño e implementación de un pipeline completo de ingesta, transcripción y fragmentación de vídeos técnicos para búsqueda semántica mediante embeddings.</w:t>
+      </w:r>
+    </w:p>
+    <w:p>
+      <w:pPr>
+        <w:pStyle w:val="ListParagraph"/>
+        <w:numPr>
+          <w:ilvl w:val="0"/>
+          <w:numId w:val="1"/>
+        </w:numPr>
+        <w:spacing w:after="100"/>
+      </w:pPr>
+      <w:r>
+        <w:rPr>
+          <w:rFonts w:ascii="Calibri" w:cs="Calibri" w:eastAsia="Calibri" w:hAnsi="Calibri"/>
+          <w:b/>
+          <w:bCs/>
+          <w:color w:val="1A1A1A"/>
+          <w:sz w:val="19"/>
+          <w:szCs w:val="19"/>
+        </w:rPr>
+        <w:t xml:space="preserve">Optimización de búsqueda: </w:t>
+      </w:r>
+      <w:r>
+        <w:rPr>
+          <w:rFonts w:ascii="Calibri" w:cs="Calibri" w:eastAsia="Calibri" w:hAnsi="Calibri"/>
+          <w:color w:val="555555"/>
+          <w:sz w:val="19"/>
+          <w:szCs w:val="19"/>
+        </w:rPr>
+        <w:t xml:space="preserve">búsqueda híbrida combinando índices vectoriales en PostgreSQL (pgvector) con recuperación por similitud, habilitando un chat contextual persistente.</w:t>
+      </w:r>
+    </w:p>
+    <w:p>
+      <w:pPr>
+        <w:spacing w:after="20" w:before="140"/>
+      </w:pPr>
+      <w:r>
+        <w:rPr>
+          <w:rFonts w:ascii="Calibri" w:cs="Calibri" w:eastAsia="Calibri" w:hAnsi="Calibri"/>
+          <w:b/>
+          <w:bCs/>
+          <w:color w:val="1A1A1A"/>
+          <w:sz w:val="21"/>
+          <w:szCs w:val="21"/>
+        </w:rPr>
+        <w:t xml:space="preserve">Cumple</w:t>
+      </w:r>
+      <w:r>
+        <w:rPr>
+          <w:rFonts w:ascii="Calibri" w:cs="Calibri" w:eastAsia="Calibri" w:hAnsi="Calibri"/>
+          <w:color w:val="1A1A1A"/>
+          <w:sz w:val="20"/>
+          <w:szCs w:val="20"/>
+        </w:rPr>
+        <w:t xml:space="preserve">  —  SaaS Multiagente Orquestado para Eventos</w:t>
+      </w:r>
+    </w:p>
+    <w:p>
+      <w:pPr>
+        <w:spacing w:after="40"/>
+      </w:pPr>
+      <w:hyperlink w:history="1" r:id="rId6zu1ffsothwl6dclf1af8">
+        <w:r>
+          <w:rPr>
+            <w:rFonts w:ascii="Calibri" w:cs="Calibri" w:eastAsia="Calibri" w:hAnsi="Calibri"/>
+            <w:color w:val="1F6F54"/>
+            <w:sz w:val="18"/>
+            <w:szCs w:val="18"/>
+            <w:u w:val="single" w:color="1F6F54"/>
+          </w:rPr>
+          <w:t xml:space="preserve">github.com/Edgar-Manuel/cumple</w:t>
+        </w:r>
+      </w:hyperlink>
+      <w:r>
+        <w:rPr>
+          <w:rFonts w:ascii="Calibri" w:cs="Calibri" w:eastAsia="Calibri" w:hAnsi="Calibri"/>
+          <w:i/>
+          <w:iCs/>
+          <w:color w:val="555555"/>
+          <w:sz w:val="18"/>
+          <w:szCs w:val="18"/>
+        </w:rPr>
+        <w:t xml:space="preserve"> · Python, FastAPI, PostgreSQL, Redis, Celery, React</w:t>
+      </w:r>
+    </w:p>
+    <w:p>
+      <w:pPr>
+        <w:pStyle w:val="ListParagraph"/>
+        <w:numPr>
+          <w:ilvl w:val="0"/>
+          <w:numId w:val="1"/>
+        </w:numPr>
+        <w:spacing w:after="20"/>
+      </w:pPr>
+      <w:r>
+        <w:rPr>
+          <w:rFonts w:ascii="Calibri" w:cs="Calibri" w:eastAsia="Calibri" w:hAnsi="Calibri"/>
+          <w:b/>
+          <w:bCs/>
+          <w:color w:val="1A1A1A"/>
+          <w:sz w:val="19"/>
+          <w:szCs w:val="19"/>
+        </w:rPr>
+        <w:t xml:space="preserve">Sistemas distribuidos: </w:t>
+      </w:r>
+      <w:r>
+        <w:rPr>
+          <w:rFonts w:ascii="Calibri" w:cs="Calibri" w:eastAsia="Calibri" w:hAnsi="Calibri"/>
+          <w:color w:val="555555"/>
+          <w:sz w:val="19"/>
+          <w:szCs w:val="19"/>
+        </w:rPr>
+        <w:t xml:space="preserve">backend basado en agentes especializados (planificación, recomendaciones, mensajería) coordinados mediante tool calling.</w:t>
+      </w:r>
+    </w:p>
+    <w:p>
+      <w:pPr>
+        <w:pStyle w:val="ListParagraph"/>
+        <w:numPr>
+          <w:ilvl w:val="0"/>
+          <w:numId w:val="1"/>
+        </w:numPr>
+        <w:spacing w:after="100"/>
+      </w:pPr>
+      <w:r>
+        <w:rPr>
+          <w:rFonts w:ascii="Calibri" w:cs="Calibri" w:eastAsia="Calibri" w:hAnsi="Calibri"/>
+          <w:b/>
+          <w:bCs/>
+          <w:color w:val="1A1A1A"/>
+          <w:sz w:val="19"/>
+          <w:szCs w:val="19"/>
+        </w:rPr>
+        <w:t xml:space="preserve">Procesamiento asíncrono: </w:t>
+      </w:r>
+      <w:r>
+        <w:rPr>
+          <w:rFonts w:ascii="Calibri" w:cs="Calibri" w:eastAsia="Calibri" w:hAnsi="Calibri"/>
+          <w:color w:val="555555"/>
+          <w:sz w:val="19"/>
+          <w:szCs w:val="19"/>
+        </w:rPr>
+        <w:t xml:space="preserve">colas de tareas en segundo plano con Redis y Celery para fiabilidad y escalabilidad en la programación de avisos.</w:t>
+      </w:r>
+    </w:p>
+    <w:p>
+      <w:pPr>
+        <w:spacing w:after="20" w:before="140"/>
+      </w:pPr>
+      <w:r>
+        <w:rPr>
+          <w:rFonts w:ascii="Calibri" w:cs="Calibri" w:eastAsia="Calibri" w:hAnsi="Calibri"/>
+          <w:b/>
+          <w:bCs/>
+          <w:color w:val="1A1A1A"/>
+          <w:sz w:val="21"/>
+          <w:szCs w:val="21"/>
+        </w:rPr>
+        <w:t xml:space="preserve">EbookForge-AI</w:t>
+      </w:r>
+      <w:r>
+        <w:rPr>
+          <w:rFonts w:ascii="Calibri" w:cs="Calibri" w:eastAsia="Calibri" w:hAnsi="Calibri"/>
+          <w:color w:val="1A1A1A"/>
+          <w:sz w:val="20"/>
+          <w:szCs w:val="20"/>
+        </w:rPr>
+        <w:t xml:space="preserve">  —  Pipeline de Generación y Redacción Asistida en Tiempo Real</w:t>
+      </w:r>
+    </w:p>
+    <w:p>
+      <w:pPr>
+        <w:spacing w:after="40"/>
+      </w:pPr>
+      <w:hyperlink w:history="1" r:id="rIdrxkksnkuaf51lhpa6hpws">
+        <w:r>
+          <w:rPr>
+            <w:rFonts w:ascii="Calibri" w:cs="Calibri" w:eastAsia="Calibri" w:hAnsi="Calibri"/>
+            <w:color w:val="1F6F54"/>
+            <w:sz w:val="18"/>
+            <w:szCs w:val="18"/>
+            <w:u w:val="single" w:color="1F6F54"/>
+          </w:rPr>
+          <w:t xml:space="preserve">github.com/Edgar-Manuel/ebookforge-ai</w:t>
+        </w:r>
+      </w:hyperlink>
+      <w:r>
+        <w:rPr>
+          <w:rFonts w:ascii="Calibri" w:cs="Calibri" w:eastAsia="Calibri" w:hAnsi="Calibri"/>
+          <w:i/>
+          <w:iCs/>
+          <w:color w:val="555555"/>
+          <w:sz w:val="18"/>
+          <w:szCs w:val="18"/>
+        </w:rPr>
+        <w:t xml:space="preserve"> · Next.js, TypeScript, Claude API, Google GenAI, Server-Sent Events (SSE)</w:t>
+      </w:r>
+    </w:p>
+    <w:p>
+      <w:pPr>
+        <w:pStyle w:val="ListParagraph"/>
+        <w:numPr>
+          <w:ilvl w:val="0"/>
+          <w:numId w:val="1"/>
+        </w:numPr>
+        <w:spacing w:after="20"/>
+      </w:pPr>
+      <w:r>
+        <w:rPr>
+          <w:rFonts w:ascii="Calibri" w:cs="Calibri" w:eastAsia="Calibri" w:hAnsi="Calibri"/>
+          <w:b/>
+          <w:bCs/>
+          <w:color w:val="1A1A1A"/>
+          <w:sz w:val="19"/>
+          <w:szCs w:val="19"/>
+        </w:rPr>
+        <w:t xml:space="preserve">Streaming de datos: </w:t>
+      </w:r>
+      <w:r>
+        <w:rPr>
+          <w:rFonts w:ascii="Calibri" w:cs="Calibri" w:eastAsia="Calibri" w:hAnsi="Calibri"/>
+          <w:color w:val="555555"/>
+          <w:sz w:val="19"/>
+          <w:szCs w:val="19"/>
+        </w:rPr>
+        <w:t xml:space="preserve">arquitectura SSE para generación iterativa de documentos extensos, con previsualización de contenido en tiempo real sin bloqueo de UI.</w:t>
+      </w:r>
+    </w:p>
+    <w:p>
+      <w:pPr>
+        <w:pStyle w:val="ListParagraph"/>
+        <w:numPr>
+          <w:ilvl w:val="0"/>
+          <w:numId w:val="1"/>
+        </w:numPr>
+        <w:spacing w:after="100"/>
+      </w:pPr>
+      <w:r>
+        <w:rPr>
+          <w:rFonts w:ascii="Calibri" w:cs="Calibri" w:eastAsia="Calibri" w:hAnsi="Calibri"/>
+          <w:b/>
+          <w:bCs/>
+          <w:color w:val="1A1A1A"/>
+          <w:sz w:val="19"/>
+          <w:szCs w:val="19"/>
+        </w:rPr>
+        <w:t xml:space="preserve">Orquestación de flujo: </w:t>
+      </w:r>
+      <w:r>
+        <w:rPr>
+          <w:rFonts w:ascii="Calibri" w:cs="Calibri" w:eastAsia="Calibri" w:hAnsi="Calibri"/>
+          <w:color w:val="555555"/>
+          <w:sz w:val="19"/>
+          <w:szCs w:val="19"/>
+        </w:rPr>
+        <w:t xml:space="preserve">fases automáticas de investigación, estructura y redacción de textos complejos asistidas por IA.</w:t>
+      </w:r>
+    </w:p>
+    <w:p>
+      <w:pPr>
+        <w:spacing w:after="20" w:before="140"/>
+      </w:pPr>
+      <w:r>
+        <w:rPr>
+          <w:rFonts w:ascii="Calibri" w:cs="Calibri" w:eastAsia="Calibri" w:hAnsi="Calibri"/>
+          <w:b/>
+          <w:bCs/>
+          <w:color w:val="1A1A1A"/>
+          <w:sz w:val="21"/>
+          <w:szCs w:val="21"/>
+        </w:rPr>
+        <w:t xml:space="preserve">Gymbro</w:t>
+      </w:r>
+      <w:r>
+        <w:rPr>
+          <w:rFonts w:ascii="Calibri" w:cs="Calibri" w:eastAsia="Calibri" w:hAnsi="Calibri"/>
+          <w:color w:val="1A1A1A"/>
+          <w:sz w:val="20"/>
+          <w:szCs w:val="20"/>
+        </w:rPr>
+        <w:t xml:space="preserve">  —  PWA de Entrenamiento Inteligente 100% Offline-First</w:t>
+      </w:r>
+    </w:p>
+    <w:p>
+      <w:pPr>
+        <w:spacing w:after="40"/>
+      </w:pPr>
+      <w:hyperlink w:history="1" r:id="rIdv3nprnrxjg4wz4ewz_tin">
         <w:r>
           <w:rPr>
             <w:rFonts w:ascii="Calibri" w:cs="Calibri" w:eastAsia="Calibri" w:hAnsi="Calibri"/>
@@ -513,6 +791,17 @@
           <w:t xml:space="preserve">github.com/Edgar-Manuel/Gymbro-</w:t>
         </w:r>
       </w:hyperlink>
+      <w:r>
+        <w:rPr>
+          <w:rFonts w:ascii="Calibri" w:cs="Calibri" w:eastAsia="Calibri" w:hAnsi="Calibri"/>
+          <w:i/>
+          <w:iCs/>
+          <w:color w:val="555555"/>
+          <w:sz w:val="18"/>
+          <w:szCs w:val="18"/>
+        </w:rPr>
+        <w:t xml:space="preserve"> · React 19, TypeScript, Vite, Dexie.js (IndexedDB), Zustand, PWA</w:t>
+      </w:r>
     </w:p>
     <w:p>
       <w:pPr>
@@ -521,27 +810,27 @@
           <w:ilvl w:val="0"/>
           <w:numId w:val="1"/>
         </w:numPr>
-        <w:spacing w:after="60"/>
-      </w:pPr>
-      <w:r>
-        <w:rPr>
-          <w:rFonts w:ascii="Calibri" w:cs="Calibri" w:eastAsia="Calibri" w:hAnsi="Calibri"/>
-          <w:b/>
-          <w:bCs/>
-          <w:color w:val="1A1A1A"/>
-          <w:sz w:val="19"/>
-          <w:szCs w:val="19"/>
-        </w:rPr>
-        <w:t xml:space="preserve">Tecnologías: </w:t>
-      </w:r>
-      <w:r>
-        <w:rPr>
-          <w:rFonts w:ascii="Calibri" w:cs="Calibri" w:eastAsia="Calibri" w:hAnsi="Calibri"/>
-          <w:color w:val="555555"/>
-          <w:sz w:val="19"/>
-          <w:szCs w:val="19"/>
-        </w:rPr>
-        <w:t xml:space="preserve">React 19, TypeScript, Vite, Dexie.js, Zustand, PWA</w:t>
+        <w:spacing w:after="20"/>
+      </w:pPr>
+      <w:r>
+        <w:rPr>
+          <w:rFonts w:ascii="Calibri" w:cs="Calibri" w:eastAsia="Calibri" w:hAnsi="Calibri"/>
+          <w:b/>
+          <w:bCs/>
+          <w:color w:val="1A1A1A"/>
+          <w:sz w:val="19"/>
+          <w:szCs w:val="19"/>
+        </w:rPr>
+        <w:t xml:space="preserve">Arquitectura client-side: </w:t>
+      </w:r>
+      <w:r>
+        <w:rPr>
+          <w:rFonts w:ascii="Calibri" w:cs="Calibri" w:eastAsia="Calibri" w:hAnsi="Calibri"/>
+          <w:color w:val="555555"/>
+          <w:sz w:val="19"/>
+          <w:szCs w:val="19"/>
+        </w:rPr>
+        <w:t xml:space="preserve">PWA instalable y totalmente autónoma, sin dependencias de servidor ni rastreo, con persistencia de datos local mediante IndexedDB.</w:t>
       </w:r>
     </w:p>
     <w:p>
@@ -562,21 +851,21 @@
           <w:sz w:val="19"/>
           <w:szCs w:val="19"/>
         </w:rPr>
-        <w:t xml:space="preserve">Resultado: </w:t>
-      </w:r>
-      <w:r>
-        <w:rPr>
-          <w:rFonts w:ascii="Calibri" w:cs="Calibri" w:eastAsia="Calibri" w:hAnsi="Calibri"/>
-          <w:color w:val="555555"/>
-          <w:sz w:val="19"/>
-          <w:szCs w:val="19"/>
-        </w:rPr>
-        <w:t xml:space="preserve">App instalable sin servidores ni tracking: biblioteca de ejercicios, rutinas con progresión RIR, calculadora nutricional y dashboard de progreso.</w:t>
-      </w:r>
-    </w:p>
-    <w:p>
-      <w:pPr>
-        <w:spacing w:after="40" w:before="160"/>
+        <w:t xml:space="preserve">Lógica de negocio: </w:t>
+      </w:r>
+      <w:r>
+        <w:rPr>
+          <w:rFonts w:ascii="Calibri" w:cs="Calibri" w:eastAsia="Calibri" w:hAnsi="Calibri"/>
+          <w:color w:val="555555"/>
+          <w:sz w:val="19"/>
+          <w:szCs w:val="19"/>
+        </w:rPr>
+        <w:t xml:space="preserve">algoritmos de progresión de carga (RIR), métricas nutricionales e historial de progreso del cliente.</w:t>
+      </w:r>
+    </w:p>
+    <w:p>
+      <w:pPr>
+        <w:spacing w:after="20" w:before="140"/>
       </w:pPr>
       <w:r>
         <w:rPr>
@@ -587,7 +876,7 @@
           <w:sz w:val="21"/>
           <w:szCs w:val="21"/>
         </w:rPr>
-        <w:t xml:space="preserve">tubethink</w:t>
+        <w:t xml:space="preserve">Peluquería Cool</w:t>
       </w:r>
       <w:r>
         <w:rPr>
@@ -596,477 +885,14 @@
           <w:sz w:val="20"/>
           <w:szCs w:val="20"/>
         </w:rPr>
-        <w:t xml:space="preserve">  —  Base de conocimiento IA sobre vídeos técnicos (RAG).</w:t>
+        <w:t xml:space="preserve">  —  Agente Conversacional Asíncrono para Gestión de Citas</w:t>
       </w:r>
     </w:p>
     <w:p>
       <w:pPr>
         <w:spacing w:after="40"/>
       </w:pPr>
-      <w:r>
-        <w:rPr>
-          <w:rFonts w:ascii="Calibri" w:cs="Calibri" w:eastAsia="Calibri" w:hAnsi="Calibri"/>
-          <w:i/>
-          <w:iCs/>
-          <w:color w:val="555555"/>
-          <w:sz w:val="18"/>
-          <w:szCs w:val="18"/>
-        </w:rPr>
-        <w:t xml:space="preserve">MVP · </w:t>
-      </w:r>
-      <w:hyperlink w:history="1" r:id="rIdw02ywn5pyfc3eicltkkly">
-        <w:r>
-          <w:rPr>
-            <w:rFonts w:ascii="Calibri" w:cs="Calibri" w:eastAsia="Calibri" w:hAnsi="Calibri"/>
-            <w:color w:val="1F6F54"/>
-            <w:sz w:val="18"/>
-            <w:szCs w:val="18"/>
-            <w:u w:val="single" w:color="1F6F54"/>
-          </w:rPr>
-          <w:t xml:space="preserve">github.com/Edgar-Manuel/tubethink</w:t>
-        </w:r>
-      </w:hyperlink>
-    </w:p>
-    <w:p>
-      <w:pPr>
-        <w:pStyle w:val="ListParagraph"/>
-        <w:numPr>
-          <w:ilvl w:val="0"/>
-          <w:numId w:val="1"/>
-        </w:numPr>
-        <w:spacing w:after="60"/>
-      </w:pPr>
-      <w:r>
-        <w:rPr>
-          <w:rFonts w:ascii="Calibri" w:cs="Calibri" w:eastAsia="Calibri" w:hAnsi="Calibri"/>
-          <w:b/>
-          <w:bCs/>
-          <w:color w:val="1A1A1A"/>
-          <w:sz w:val="19"/>
-          <w:szCs w:val="19"/>
-        </w:rPr>
-        <w:t xml:space="preserve">Tecnologías: </w:t>
-      </w:r>
-      <w:r>
-        <w:rPr>
-          <w:rFonts w:ascii="Calibri" w:cs="Calibri" w:eastAsia="Calibri" w:hAnsi="Calibri"/>
-          <w:color w:val="555555"/>
-          <w:sz w:val="19"/>
-          <w:szCs w:val="19"/>
-        </w:rPr>
-        <w:t xml:space="preserve">Python, Flask, PostgreSQL, pgvector, embeddings</w:t>
-      </w:r>
-    </w:p>
-    <w:p>
-      <w:pPr>
-        <w:pStyle w:val="ListParagraph"/>
-        <w:numPr>
-          <w:ilvl w:val="0"/>
-          <w:numId w:val="1"/>
-        </w:numPr>
-        <w:spacing w:after="100"/>
-      </w:pPr>
-      <w:r>
-        <w:rPr>
-          <w:rFonts w:ascii="Calibri" w:cs="Calibri" w:eastAsia="Calibri" w:hAnsi="Calibri"/>
-          <w:b/>
-          <w:bCs/>
-          <w:color w:val="1A1A1A"/>
-          <w:sz w:val="19"/>
-          <w:szCs w:val="19"/>
-        </w:rPr>
-        <w:t xml:space="preserve">Resultado: </w:t>
-      </w:r>
-      <w:r>
-        <w:rPr>
-          <w:rFonts w:ascii="Calibri" w:cs="Calibri" w:eastAsia="Calibri" w:hAnsi="Calibri"/>
-          <w:color w:val="555555"/>
-          <w:sz w:val="19"/>
-          <w:szCs w:val="19"/>
-        </w:rPr>
-        <w:t xml:space="preserve">Pipeline de ingesta, recuperación híbrida y generación con transcripción y chat persistente sobre el contenido de los vídeos.</w:t>
-      </w:r>
-    </w:p>
-    <w:p>
-      <w:pPr>
-        <w:spacing w:after="40" w:before="160"/>
-      </w:pPr>
-      <w:r>
-        <w:rPr>
-          <w:rFonts w:ascii="Calibri" w:cs="Calibri" w:eastAsia="Calibri" w:hAnsi="Calibri"/>
-          <w:b/>
-          <w:bCs/>
-          <w:color w:val="1A1A1A"/>
-          <w:sz w:val="21"/>
-          <w:szCs w:val="21"/>
-        </w:rPr>
-        <w:t xml:space="preserve">cumple</w:t>
-      </w:r>
-      <w:r>
-        <w:rPr>
-          <w:rFonts w:ascii="Calibri" w:cs="Calibri" w:eastAsia="Calibri" w:hAnsi="Calibri"/>
-          <w:color w:val="1A1A1A"/>
-          <w:sz w:val="20"/>
-          <w:szCs w:val="20"/>
-        </w:rPr>
-        <w:t xml:space="preserve">  —  SaaS multiagente para recordatorios y regalos personalizados.</w:t>
-      </w:r>
-    </w:p>
-    <w:p>
-      <w:pPr>
-        <w:spacing w:after="40"/>
-      </w:pPr>
-      <w:r>
-        <w:rPr>
-          <w:rFonts w:ascii="Calibri" w:cs="Calibri" w:eastAsia="Calibri" w:hAnsi="Calibri"/>
-          <w:i/>
-          <w:iCs/>
-          <w:color w:val="555555"/>
-          <w:sz w:val="18"/>
-          <w:szCs w:val="18"/>
-        </w:rPr>
-        <w:t xml:space="preserve">MVP · </w:t>
-      </w:r>
-      <w:hyperlink w:history="1" r:id="rIdsvis0ftnkieve7pq9bhpf">
-        <w:r>
-          <w:rPr>
-            <w:rFonts w:ascii="Calibri" w:cs="Calibri" w:eastAsia="Calibri" w:hAnsi="Calibri"/>
-            <w:color w:val="1F6F54"/>
-            <w:sz w:val="18"/>
-            <w:szCs w:val="18"/>
-            <w:u w:val="single" w:color="1F6F54"/>
-          </w:rPr>
-          <w:t xml:space="preserve">github.com/Edgar-Manuel/cumple</w:t>
-        </w:r>
-      </w:hyperlink>
-    </w:p>
-    <w:p>
-      <w:pPr>
-        <w:pStyle w:val="ListParagraph"/>
-        <w:numPr>
-          <w:ilvl w:val="0"/>
-          <w:numId w:val="1"/>
-        </w:numPr>
-        <w:spacing w:after="60"/>
-      </w:pPr>
-      <w:r>
-        <w:rPr>
-          <w:rFonts w:ascii="Calibri" w:cs="Calibri" w:eastAsia="Calibri" w:hAnsi="Calibri"/>
-          <w:b/>
-          <w:bCs/>
-          <w:color w:val="1A1A1A"/>
-          <w:sz w:val="19"/>
-          <w:szCs w:val="19"/>
-        </w:rPr>
-        <w:t xml:space="preserve">Tecnologías: </w:t>
-      </w:r>
-      <w:r>
-        <w:rPr>
-          <w:rFonts w:ascii="Calibri" w:cs="Calibri" w:eastAsia="Calibri" w:hAnsi="Calibri"/>
-          <w:color w:val="555555"/>
-          <w:sz w:val="19"/>
-          <w:szCs w:val="19"/>
-        </w:rPr>
-        <w:t xml:space="preserve">Python, FastAPI, PostgreSQL, Redis, Celery, React</w:t>
-      </w:r>
-    </w:p>
-    <w:p>
-      <w:pPr>
-        <w:pStyle w:val="ListParagraph"/>
-        <w:numPr>
-          <w:ilvl w:val="0"/>
-          <w:numId w:val="1"/>
-        </w:numPr>
-        <w:spacing w:after="100"/>
-      </w:pPr>
-      <w:r>
-        <w:rPr>
-          <w:rFonts w:ascii="Calibri" w:cs="Calibri" w:eastAsia="Calibri" w:hAnsi="Calibri"/>
-          <w:b/>
-          <w:bCs/>
-          <w:color w:val="1A1A1A"/>
-          <w:sz w:val="19"/>
-          <w:szCs w:val="19"/>
-        </w:rPr>
-        <w:t xml:space="preserve">Resultado: </w:t>
-      </w:r>
-      <w:r>
-        <w:rPr>
-          <w:rFonts w:ascii="Calibri" w:cs="Calibri" w:eastAsia="Calibri" w:hAnsi="Calibri"/>
-          <w:color w:val="555555"/>
-          <w:sz w:val="19"/>
-          <w:szCs w:val="19"/>
-        </w:rPr>
-        <w:t xml:space="preserve">Arquitectura de agentes especializados (planificación, mensajería, recomendaciones) orquestados con tareas en segundo plano.</w:t>
-      </w:r>
-    </w:p>
-    <w:p>
-      <w:pPr>
-        <w:spacing w:after="40" w:before="160"/>
-      </w:pPr>
-      <w:r>
-        <w:rPr>
-          <w:rFonts w:ascii="Calibri" w:cs="Calibri" w:eastAsia="Calibri" w:hAnsi="Calibri"/>
-          <w:b/>
-          <w:bCs/>
-          <w:color w:val="1A1A1A"/>
-          <w:sz w:val="21"/>
-          <w:szCs w:val="21"/>
-        </w:rPr>
-        <w:t xml:space="preserve">ebookforge-ai</w:t>
-      </w:r>
-      <w:r>
-        <w:rPr>
-          <w:rFonts w:ascii="Calibri" w:cs="Calibri" w:eastAsia="Calibri" w:hAnsi="Calibri"/>
-          <w:color w:val="1A1A1A"/>
-          <w:sz w:val="20"/>
-          <w:szCs w:val="20"/>
-        </w:rPr>
-        <w:t xml:space="preserve">  —  Pipeline de generación de eBooks con IA.</w:t>
-      </w:r>
-    </w:p>
-    <w:p>
-      <w:pPr>
-        <w:spacing w:after="40"/>
-      </w:pPr>
-      <w:r>
-        <w:rPr>
-          <w:rFonts w:ascii="Calibri" w:cs="Calibri" w:eastAsia="Calibri" w:hAnsi="Calibri"/>
-          <w:i/>
-          <w:iCs/>
-          <w:color w:val="555555"/>
-          <w:sz w:val="18"/>
-          <w:szCs w:val="18"/>
-        </w:rPr>
-        <w:t xml:space="preserve">En desarrollo · </w:t>
-      </w:r>
-      <w:hyperlink w:history="1" r:id="rIdutqkdmaws2n3yrzju8sis">
-        <w:r>
-          <w:rPr>
-            <w:rFonts w:ascii="Calibri" w:cs="Calibri" w:eastAsia="Calibri" w:hAnsi="Calibri"/>
-            <w:color w:val="1F6F54"/>
-            <w:sz w:val="18"/>
-            <w:szCs w:val="18"/>
-            <w:u w:val="single" w:color="1F6F54"/>
-          </w:rPr>
-          <w:t xml:space="preserve">github.com/Edgar-Manuel/ebookforge-ai</w:t>
-        </w:r>
-      </w:hyperlink>
-    </w:p>
-    <w:p>
-      <w:pPr>
-        <w:pStyle w:val="ListParagraph"/>
-        <w:numPr>
-          <w:ilvl w:val="0"/>
-          <w:numId w:val="1"/>
-        </w:numPr>
-        <w:spacing w:after="60"/>
-      </w:pPr>
-      <w:r>
-        <w:rPr>
-          <w:rFonts w:ascii="Calibri" w:cs="Calibri" w:eastAsia="Calibri" w:hAnsi="Calibri"/>
-          <w:b/>
-          <w:bCs/>
-          <w:color w:val="1A1A1A"/>
-          <w:sz w:val="19"/>
-          <w:szCs w:val="19"/>
-        </w:rPr>
-        <w:t xml:space="preserve">Tecnologías: </w:t>
-      </w:r>
-      <w:r>
-        <w:rPr>
-          <w:rFonts w:ascii="Calibri" w:cs="Calibri" w:eastAsia="Calibri" w:hAnsi="Calibri"/>
-          <w:color w:val="555555"/>
-          <w:sz w:val="19"/>
-          <w:szCs w:val="19"/>
-        </w:rPr>
-        <w:t xml:space="preserve">Next.js, TypeScript, Claude, Google GenAI, streaming (SSE)</w:t>
-      </w:r>
-    </w:p>
-    <w:p>
-      <w:pPr>
-        <w:pStyle w:val="ListParagraph"/>
-        <w:numPr>
-          <w:ilvl w:val="0"/>
-          <w:numId w:val="1"/>
-        </w:numPr>
-        <w:spacing w:after="100"/>
-      </w:pPr>
-      <w:r>
-        <w:rPr>
-          <w:rFonts w:ascii="Calibri" w:cs="Calibri" w:eastAsia="Calibri" w:hAnsi="Calibri"/>
-          <w:b/>
-          <w:bCs/>
-          <w:color w:val="1A1A1A"/>
-          <w:sz w:val="19"/>
-          <w:szCs w:val="19"/>
-        </w:rPr>
-        <w:t xml:space="preserve">Resultado: </w:t>
-      </w:r>
-      <w:r>
-        <w:rPr>
-          <w:rFonts w:ascii="Calibri" w:cs="Calibri" w:eastAsia="Calibri" w:hAnsi="Calibri"/>
-          <w:color w:val="555555"/>
-          <w:sz w:val="19"/>
-          <w:szCs w:val="19"/>
-        </w:rPr>
-        <w:t xml:space="preserve">Flujo completo de investigación, estructura y redacción asistida, con generación de contenido en tiempo real.</w:t>
-      </w:r>
-    </w:p>
-    <w:p>
-      <w:pPr>
-        <w:spacing w:after="40" w:before="160"/>
-      </w:pPr>
-      <w:r>
-        <w:rPr>
-          <w:rFonts w:ascii="Calibri" w:cs="Calibri" w:eastAsia="Calibri" w:hAnsi="Calibri"/>
-          <w:b/>
-          <w:bCs/>
-          <w:color w:val="1A1A1A"/>
-          <w:sz w:val="21"/>
-          <w:szCs w:val="21"/>
-        </w:rPr>
-        <w:t xml:space="preserve">3d64rr3p0s</w:t>
-      </w:r>
-      <w:r>
-        <w:rPr>
-          <w:rFonts w:ascii="Calibri" w:cs="Calibri" w:eastAsia="Calibri" w:hAnsi="Calibri"/>
-          <w:color w:val="1A1A1A"/>
-          <w:sz w:val="20"/>
-          <w:szCs w:val="20"/>
-        </w:rPr>
-        <w:t xml:space="preserve">  —  Directorio de repositorios con chat y análisis por IA.</w:t>
-      </w:r>
-    </w:p>
-    <w:p>
-      <w:pPr>
-        <w:spacing w:after="40"/>
-      </w:pPr>
-      <w:r>
-        <w:rPr>
-          <w:rFonts w:ascii="Calibri" w:cs="Calibri" w:eastAsia="Calibri" w:hAnsi="Calibri"/>
-          <w:i/>
-          <w:iCs/>
-          <w:color w:val="555555"/>
-          <w:sz w:val="18"/>
-          <w:szCs w:val="18"/>
-        </w:rPr>
-        <w:t xml:space="preserve">Demo pública · </w:t>
-      </w:r>
-      <w:hyperlink w:history="1" r:id="rIdbjavffv8ebhxt-ssqyew6">
-        <w:r>
-          <w:rPr>
-            <w:rFonts w:ascii="Calibri" w:cs="Calibri" w:eastAsia="Calibri" w:hAnsi="Calibri"/>
-            <w:color w:val="1F6F54"/>
-            <w:sz w:val="18"/>
-            <w:szCs w:val="18"/>
-            <w:u w:val="single" w:color="1F6F54"/>
-          </w:rPr>
-          <w:t xml:space="preserve">github.com/Edgar-Manuel/3d64rr3p0s</w:t>
-        </w:r>
-      </w:hyperlink>
-    </w:p>
-    <w:p>
-      <w:pPr>
-        <w:pStyle w:val="ListParagraph"/>
-        <w:numPr>
-          <w:ilvl w:val="0"/>
-          <w:numId w:val="1"/>
-        </w:numPr>
-        <w:spacing w:after="60"/>
-      </w:pPr>
-      <w:r>
-        <w:rPr>
-          <w:rFonts w:ascii="Calibri" w:cs="Calibri" w:eastAsia="Calibri" w:hAnsi="Calibri"/>
-          <w:b/>
-          <w:bCs/>
-          <w:color w:val="1A1A1A"/>
-          <w:sz w:val="19"/>
-          <w:szCs w:val="19"/>
-        </w:rPr>
-        <w:t xml:space="preserve">Tecnologías: </w:t>
-      </w:r>
-      <w:r>
-        <w:rPr>
-          <w:rFonts w:ascii="Calibri" w:cs="Calibri" w:eastAsia="Calibri" w:hAnsi="Calibri"/>
-          <w:color w:val="555555"/>
-          <w:sz w:val="19"/>
-          <w:szCs w:val="19"/>
-        </w:rPr>
-        <w:t xml:space="preserve">Next.js, React, Groq, GitHub API, GitHub Actions</w:t>
-      </w:r>
-    </w:p>
-    <w:p>
-      <w:pPr>
-        <w:pStyle w:val="ListParagraph"/>
-        <w:numPr>
-          <w:ilvl w:val="0"/>
-          <w:numId w:val="1"/>
-        </w:numPr>
-        <w:spacing w:after="100"/>
-      </w:pPr>
-      <w:r>
-        <w:rPr>
-          <w:rFonts w:ascii="Calibri" w:cs="Calibri" w:eastAsia="Calibri" w:hAnsi="Calibri"/>
-          <w:b/>
-          <w:bCs/>
-          <w:color w:val="1A1A1A"/>
-          <w:sz w:val="19"/>
-          <w:szCs w:val="19"/>
-        </w:rPr>
-        <w:t xml:space="preserve">Resultado: </w:t>
-      </w:r>
-      <w:r>
-        <w:rPr>
-          <w:rFonts w:ascii="Calibri" w:cs="Calibri" w:eastAsia="Calibri" w:hAnsi="Calibri"/>
-          <w:color w:val="555555"/>
-          <w:sz w:val="19"/>
-          <w:szCs w:val="19"/>
-        </w:rPr>
-        <w:t xml:space="preserve">Producto público con chat IA, análisis de salud de repos y sincronización automática vía CI.</w:t>
-      </w:r>
-    </w:p>
-    <w:p>
-      <w:pPr>
-        <w:spacing w:after="40" w:before="160"/>
-      </w:pPr>
-      <w:r>
-        <w:rPr>
-          <w:rFonts w:ascii="Calibri" w:cs="Calibri" w:eastAsia="Calibri" w:hAnsi="Calibri"/>
-          <w:b/>
-          <w:bCs/>
-          <w:color w:val="1A1A1A"/>
-          <w:sz w:val="21"/>
-          <w:szCs w:val="21"/>
-        </w:rPr>
-        <w:t xml:space="preserve">peluqueria-cool</w:t>
-      </w:r>
-      <w:r>
-        <w:rPr>
-          <w:rFonts w:ascii="Calibri" w:cs="Calibri" w:eastAsia="Calibri" w:hAnsi="Calibri"/>
-          <w:color w:val="1A1A1A"/>
-          <w:sz w:val="20"/>
-          <w:szCs w:val="20"/>
-        </w:rPr>
-        <w:t xml:space="preserve">  —  Reservas y asistente conversacional para un negocio real.</w:t>
-      </w:r>
-    </w:p>
-    <w:p>
-      <w:pPr>
-        <w:spacing w:after="40"/>
-      </w:pPr>
-      <w:r>
-        <w:rPr>
-          <w:rFonts w:ascii="Calibri" w:cs="Calibri" w:eastAsia="Calibri" w:hAnsi="Calibri"/>
-          <w:i/>
-          <w:iCs/>
-          <w:color w:val="555555"/>
-          <w:sz w:val="18"/>
-          <w:szCs w:val="18"/>
-        </w:rPr>
-        <w:t xml:space="preserve">Proyecto cliente · </w:t>
-      </w:r>
-      <w:hyperlink w:history="1" r:id="rIdlhc_gbkkb6uqwvr-mw0f3">
+      <w:hyperlink w:history="1" r:id="rIdvxfvu-vsmru_qrcbl3mo0">
         <w:r>
           <w:rPr>
             <w:rFonts w:ascii="Calibri" w:cs="Calibri" w:eastAsia="Calibri" w:hAnsi="Calibri"/>
@@ -1078,6 +904,67 @@
           <w:t xml:space="preserve">github.com/Edgar-Manuel/peluqueria-cool</w:t>
         </w:r>
       </w:hyperlink>
+      <w:r>
+        <w:rPr>
+          <w:rFonts w:ascii="Calibri" w:cs="Calibri" w:eastAsia="Calibri" w:hAnsi="Calibri"/>
+          <w:i/>
+          <w:iCs/>
+          <w:color w:val="555555"/>
+          <w:sz w:val="18"/>
+          <w:szCs w:val="18"/>
+        </w:rPr>
+        <w:t xml:space="preserve"> · JavaScript, APIs, IA conversacional, WhatsApp</w:t>
+      </w:r>
+    </w:p>
+    <w:p>
+      <w:pPr>
+        <w:pStyle w:val="ListParagraph"/>
+        <w:numPr>
+          <w:ilvl w:val="0"/>
+          <w:numId w:val="1"/>
+        </w:numPr>
+        <w:spacing w:after="100"/>
+      </w:pPr>
+      <w:r>
+        <w:rPr>
+          <w:rFonts w:ascii="Calibri" w:cs="Calibri" w:eastAsia="Calibri" w:hAnsi="Calibri"/>
+          <w:b/>
+          <w:bCs/>
+          <w:color w:val="1A1A1A"/>
+          <w:sz w:val="19"/>
+          <w:szCs w:val="19"/>
+        </w:rPr>
+        <w:t xml:space="preserve">Automatización en negocio real: </w:t>
+      </w:r>
+      <w:r>
+        <w:rPr>
+          <w:rFonts w:ascii="Calibri" w:cs="Calibri" w:eastAsia="Calibri" w:hAnsi="Calibri"/>
+          <w:color w:val="555555"/>
+          <w:sz w:val="19"/>
+          <w:szCs w:val="19"/>
+        </w:rPr>
+        <w:t xml:space="preserve">bot conversacional para atención al cliente y reserva automática de citas en lenguaje natural, reduciendo la carga manual de gestión operativa del local.</w:t>
+      </w:r>
+    </w:p>
+    <w:p>
+      <w:pPr>
+        <w:pBdr>
+          <w:bottom w:val="single" w:color="1F6F54" w:sz="6" w:space="2"/>
+        </w:pBdr>
+        <w:spacing w:after="100" w:before="260"/>
+      </w:pPr>
+      <w:r>
+        <w:rPr>
+          <w:rFonts w:ascii="Calibri" w:cs="Calibri" w:eastAsia="Calibri" w:hAnsi="Calibri"/>
+          <w:b/>
+          <w:bCs/>
+          <w:color w:val="1F6F54"/>
+          <w:spacing w:val="12"/>
+          <w:sz w:val="20"/>
+          <w:szCs w:val="20"/>
+        </w:rPr>
+        <w:t xml:space="preserve">FORMACIÓN Y DESARROLLO CONTINUO</w:t>
+      </w:r>
     </w:p>
     <w:p>
       <w:pPr>
@@ -1091,72 +978,11 @@
       <w:r>
         <w:rPr>
           <w:rFonts w:ascii="Calibri" w:cs="Calibri" w:eastAsia="Calibri" w:hAnsi="Calibri"/>
-          <w:b/>
-          <w:bCs/>
-          <w:color w:val="1A1A1A"/>
-          <w:sz w:val="19"/>
-          <w:szCs w:val="19"/>
-        </w:rPr>
-        <w:t xml:space="preserve">Tecnologías: </w:t>
-      </w:r>
-      <w:r>
-        <w:rPr>
-          <w:rFonts w:ascii="Calibri" w:cs="Calibri" w:eastAsia="Calibri" w:hAnsi="Calibri"/>
-          <w:color w:val="555555"/>
-          <w:sz w:val="19"/>
-          <w:szCs w:val="19"/>
-        </w:rPr>
-        <w:t xml:space="preserve">JavaScript, APIs, IA conversacional, WhatsApp</w:t>
-      </w:r>
-    </w:p>
-    <w:p>
-      <w:pPr>
-        <w:pStyle w:val="ListParagraph"/>
-        <w:numPr>
-          <w:ilvl w:val="0"/>
-          <w:numId w:val="1"/>
-        </w:numPr>
-        <w:spacing w:after="100"/>
-      </w:pPr>
-      <w:r>
-        <w:rPr>
-          <w:rFonts w:ascii="Calibri" w:cs="Calibri" w:eastAsia="Calibri" w:hAnsi="Calibri"/>
-          <w:b/>
-          <w:bCs/>
-          <w:color w:val="1A1A1A"/>
-          <w:sz w:val="19"/>
-          <w:szCs w:val="19"/>
-        </w:rPr>
-        <w:t xml:space="preserve">Resultado: </w:t>
-      </w:r>
-      <w:r>
-        <w:rPr>
-          <w:rFonts w:ascii="Calibri" w:cs="Calibri" w:eastAsia="Calibri" w:hAnsi="Calibri"/>
-          <w:color w:val="555555"/>
-          <w:sz w:val="19"/>
-          <w:szCs w:val="19"/>
-        </w:rPr>
-        <w:t xml:space="preserve">Automatización de la atención al cliente y gestión de citas en lenguaje natural para un negocio local.</w:t>
-      </w:r>
-    </w:p>
-    <w:p>
-      <w:pPr>
-        <w:pBdr>
-          <w:bottom w:val="single" w:color="1F6F54" w:sz="6" w:space="2"/>
-        </w:pBdr>
-        <w:spacing w:after="100" w:before="260"/>
-      </w:pPr>
-      <w:r>
-        <w:rPr>
-          <w:rFonts w:ascii="Calibri" w:cs="Calibri" w:eastAsia="Calibri" w:hAnsi="Calibri"/>
-          <w:b/>
-          <w:bCs/>
-          <w:color w:val="1F6F54"/>
-          <w:spacing w:val="12"/>
-          <w:sz w:val="20"/>
-          <w:szCs w:val="20"/>
-        </w:rPr>
-        <w:t xml:space="preserve">OTROS DATOS DE INTERÉS</w:t>
+          <w:color w:val="555555"/>
+          <w:sz w:val="19"/>
+          <w:szCs w:val="19"/>
+        </w:rPr>
+        <w:t xml:space="preserve">Desarrollo backend y arquitectura de software: aprendizaje autodidacta continuo centrado en patrones de diseño, integración de LLMs y desarrollo backend con Python.</w:t>
       </w:r>
     </w:p>
     <w:p>
@@ -1175,26 +1001,7 @@
           <w:sz w:val="19"/>
           <w:szCs w:val="19"/>
         </w:rPr>
-        <w:t xml:space="preserve">Código abierto: 40+ repositorios públicos en GitHub, con actividad continua e iteración pública de cada proyecto.</w:t>
-      </w:r>
-    </w:p>
-    <w:p>
-      <w:pPr>
-        <w:pStyle w:val="ListParagraph"/>
-        <w:numPr>
-          <w:ilvl w:val="0"/>
-          <w:numId w:val="1"/>
-        </w:numPr>
-        <w:spacing w:after="60"/>
-      </w:pPr>
-      <w:r>
-        <w:rPr>
-          <w:rFonts w:ascii="Calibri" w:cs="Calibri" w:eastAsia="Calibri" w:hAnsi="Calibri"/>
-          <w:color w:val="555555"/>
-          <w:sz w:val="19"/>
-          <w:szCs w:val="19"/>
-        </w:rPr>
-        <w:t xml:space="preserve">Idiomas: Español (nativo).</w:t>
+        <w:t xml:space="preserve">Ecosistema open source: +40 repositorios públicos mantenidos de forma activa en GitHub, con control de versiones e integración continua (CI/CD).</w:t>
       </w:r>
     </w:p>
     <w:p>
@@ -1213,7 +1020,7 @@
           <w:sz w:val="19"/>
           <w:szCs w:val="19"/>
         </w:rPr>
-        <w:t xml:space="preserve">Portfolio con casos de estudio detallados, arquitectura y snippets de código en edgarmanchon.com.</w:t>
+        <w:t xml:space="preserve">Idiomas: Español (nativo).</w:t>
       </w:r>
     </w:p>
     <w:sectPr>
